--- a/Trabajo_Titulacion_Inmobi_Odoo_IA (1).docx
+++ b/Trabajo_Titulacion_Inmobi_Odoo_IA (1).docx
@@ -1288,7 +1288,7 @@
           <w:szCs w:val="24"/>
           <w:lang w:val="es-EC"/>
         </w:rPr>
-        <w:t>La solución fue verificada mediante una batería de 140 pruebas automatizadas (unitarias y de integración) ejecutadas con el framework de pruebas de Odoo, todas superadas satisfactoriamente, lo que constituye evidencia objetiva de la correcta operación de la lógica de negocio. El sistema centraliza la información en una única fuente de verdad, automatiza tareas críticas mediante dieciocho tareas programadas y habilita el acceso a la información mediante lenguaje natural, atendiendo de forma directa las falencias identificadas en la empresa Inmobi.</w:t>
+        <w:t>La solución fue verificada mediante una batería de 167 pruebas automatizadas (unitarias y de integración) ejecutadas con el framework de pruebas de Odoo, todas superadas satisfactoriamente, lo que constituye evidencia objetiva de la correcta operación de la lógica de negocio. El sistema centraliza la información en una única fuente de verdad, automatiza tareas críticas mediante dieciocho tareas programadas y habilita el acceso a la información mediante lenguaje natural, atendiendo de forma directa las falencias identificadas en la empresa Inmobi.</w:t>
       </w:r>
     </w:p>
     <w:p xmlns:wp14="http://schemas.microsoft.com/office/word/2010/wordml" wp14:textId="77777777">
@@ -1463,7 +1463,7 @@
           <w:szCs w:val="24"/>
           <w:lang w:val="es-EC"/>
         </w:rPr>
-        <w:t>The solution was verified through a suite of 140 automated tests (unit and integration) executed with the Odoo testing framework, all successfully passed, providing objective evidence of the correct operation of the business logic. The system centralizes information into a single source of truth, automates critical tasks through eighteen scheduled jobs and enables information access through natural language, directly addressing the shortcomings identified at Inmobi.</w:t>
+        <w:t>The solution was verified through a suite of 167 automated tests (unit and integration) executed with the Odoo testing framework, all successfully passed, providing objective evidence of the correct operation of the business logic. The system centralizes information into a single source of truth, automates critical tasks through eighteen scheduled jobs and enables information access through natural language, directly addressing the shortcomings identified at Inmobi.</w:t>
       </w:r>
     </w:p>
     <w:p xmlns:wp14="http://schemas.microsoft.com/office/word/2010/wordml" wp14:textId="77777777">
@@ -6245,7 +6245,7 @@
     </w:p>
     <w:p>
       <w:r>
-        <w:t>El control de acceso se implementó mediante grupos de seguridad (Asesor, Marketing, Gerente y Administrador) y reglas de registro (record rules) que filtran la información visible para cada rol. El módulo estate_audit añadió una bitácora que registra automáticamente las operaciones de creación, edición y eliminación mediante un mixin aplicado a los modelos clave. La calidad del software se aseguró con 140 pruebas automatizadas que ejercitan los principales módulos y se ejecutan con el corredor de pruebas integrado de Odoo (todas superadas: 0 fallos, 0 errores).</w:t>
+        <w:t>El control de acceso se implementó mediante grupos de seguridad (Asesor, Marketing, Gerente y Administrador) y reglas de registro (record rules) que filtran la información visible para cada rol. El módulo estate_audit añadió una bitácora que registra automáticamente las operaciones de creación, edición y eliminación mediante un mixin aplicado a los modelos clave. La calidad del software se aseguró con 167 pruebas automatizadas que ejercitan los principales módulos y se ejecutan con el corredor de pruebas integrado de Odoo (todas superadas: 0 fallos, 0 errores).</w:t>
       </w:r>
     </w:p>
     <w:p>
@@ -6259,6 +6259,792 @@
     <w:p>
       <w:r>
         <w:t>El código se gestionó con Git y se alojó en GitHub para mantener el historial de cambios. Para el despliegue se preparó una infraestructura contenerizada (carpeta deploy/) compuesta por un archivo docker-compose que orquesta PostgreSQL, Odoo y n8n; un Dockerfile con los módulos personalizados y sus dependencias; la configuración de Nginx como proxy inverso con certificado SSL (Let's Encrypt); y un script de inicialización de un servidor virtual privado (VPS) sobre Ubuntu 24.04. En el Anexo E se presentan los diagramas de la arquitectura, el modelo de datos, la organización modular y el flujo del agente inteligente.</w:t>
+      </w:r>
+    </w:p>
+    <w:p>
+      <w:pPr>
+        <w:pStyle w:val="Heading2"/>
+      </w:pPr>
+      <w:r>
+        <w:t>6.11 Despliegue en producción sobre un servidor virtual privado</w:t>
+      </w:r>
+    </w:p>
+    <w:p>
+      <w:r>
+        <w:t>Una vez validado el sistema en el entorno de desarrollo, la solución se desplegó en un entorno de producción real para comprobar su funcionamiento bajo condiciones de uso efectivas. Se contrató un servidor virtual privado (VPS) del proveedor Hostinger, en el plan KVM 2, que ofrece dos núcleos virtuales (vCPU), 8 GB de memoria RAM y almacenamiento SSD NVMe, ejecutando el sistema operativo Ubuntu Server 24.04 LTS. Este dimensionamiento resulta adecuado para una agencia inmobiliaria pequeña o mediana, manteniendo un costo de operación reducido.</w:t>
+      </w:r>
+    </w:p>
+    <w:p>
+      <w:r>
+        <w:t>El despliegue se realizó mediante contenedores con Docker y Docker Compose, lo que garantiza que el entorno de producción sea reproducible, aislado del resto del sistema operativo e idéntico en cada instalación. La orquestación levanta cinco servicios coordinados:</w:t>
+      </w:r>
+    </w:p>
+    <w:p>
+      <w:pPr>
+        <w:pStyle w:val="ListParagraph"/>
+        <w:numPr>
+          <w:ilvl w:val="0"/>
+          <w:numId w:val="2"/>
+        </w:numPr>
+        <w:spacing w:after="80" w:line="340" w:lineRule="auto"/>
+        <w:jc w:val="both"/>
+        <w:rPr>
+          <w:rFonts w:ascii="Calibri Light" w:hAnsi="Calibri Light" w:eastAsia="Calibri Light" w:cs="Calibri Light"/>
+          <w:noProof w:val="0"/>
+          <w:sz w:val="24"/>
+          <w:szCs w:val="24"/>
+          <w:lang w:val="es-EC"/>
+        </w:rPr>
+      </w:pPr>
+      <w:r>
+        <w:rPr>
+          <w:rFonts w:ascii="Calibri Light" w:hAnsi="Calibri Light" w:eastAsia="Calibri Light" w:cs="Calibri Light"/>
+          <w:b w:val="1"/>
+          <w:bCs w:val="1"/>
+          <w:noProof w:val="0"/>
+          <w:sz w:val="24"/>
+          <w:szCs w:val="24"/>
+          <w:lang w:val="es-EC"/>
+        </w:rPr>
+        <w:t>PostgreSQL 16: motor de base de datos que almacena toda la información del ERP.</w:t>
+      </w:r>
+      <w:r>
+        <w:rPr>
+          <w:rFonts w:ascii="Calibri Light" w:hAnsi="Calibri Light" w:eastAsia="Calibri Light" w:cs="Calibri Light"/>
+          <w:noProof w:val="0"/>
+          <w:sz w:val="24"/>
+          <w:szCs w:val="24"/>
+          <w:lang w:val="es-EC"/>
+        </w:rPr>
+      </w:r>
+    </w:p>
+    <w:p>
+      <w:pPr>
+        <w:pStyle w:val="ListParagraph"/>
+        <w:numPr>
+          <w:ilvl w:val="0"/>
+          <w:numId w:val="2"/>
+        </w:numPr>
+        <w:spacing w:after="80" w:line="340" w:lineRule="auto"/>
+        <w:jc w:val="both"/>
+        <w:rPr>
+          <w:rFonts w:ascii="Calibri Light" w:hAnsi="Calibri Light" w:eastAsia="Calibri Light" w:cs="Calibri Light"/>
+          <w:noProof w:val="0"/>
+          <w:sz w:val="24"/>
+          <w:szCs w:val="24"/>
+          <w:lang w:val="es-EC"/>
+        </w:rPr>
+      </w:pPr>
+      <w:r>
+        <w:rPr>
+          <w:rFonts w:ascii="Calibri Light" w:hAnsi="Calibri Light" w:eastAsia="Calibri Light" w:cs="Calibri Light"/>
+          <w:b w:val="1"/>
+          <w:bCs w:val="1"/>
+          <w:noProof w:val="0"/>
+          <w:sz w:val="24"/>
+          <w:szCs w:val="24"/>
+          <w:lang w:val="es-EC"/>
+        </w:rPr>
+        <w:t>Odoo 19: servidor de aplicación construido a partir de una imagen propia que incorpora el código fuente de Odoo, los módulos personalizados y sus dependencias de Python.</w:t>
+      </w:r>
+      <w:r>
+        <w:rPr>
+          <w:rFonts w:ascii="Calibri Light" w:hAnsi="Calibri Light" w:eastAsia="Calibri Light" w:cs="Calibri Light"/>
+          <w:noProof w:val="0"/>
+          <w:sz w:val="24"/>
+          <w:szCs w:val="24"/>
+          <w:lang w:val="es-EC"/>
+        </w:rPr>
+      </w:r>
+    </w:p>
+    <w:p>
+      <w:pPr>
+        <w:pStyle w:val="ListParagraph"/>
+        <w:numPr>
+          <w:ilvl w:val="0"/>
+          <w:numId w:val="2"/>
+        </w:numPr>
+        <w:spacing w:after="80" w:line="340" w:lineRule="auto"/>
+        <w:jc w:val="both"/>
+        <w:rPr>
+          <w:rFonts w:ascii="Calibri Light" w:hAnsi="Calibri Light" w:eastAsia="Calibri Light" w:cs="Calibri Light"/>
+          <w:noProof w:val="0"/>
+          <w:sz w:val="24"/>
+          <w:szCs w:val="24"/>
+          <w:lang w:val="es-EC"/>
+        </w:rPr>
+      </w:pPr>
+      <w:r>
+        <w:rPr>
+          <w:rFonts w:ascii="Calibri Light" w:hAnsi="Calibri Light" w:eastAsia="Calibri Light" w:cs="Calibri Light"/>
+          <w:b w:val="1"/>
+          <w:bCs w:val="1"/>
+          <w:noProof w:val="0"/>
+          <w:sz w:val="24"/>
+          <w:szCs w:val="24"/>
+          <w:lang w:val="es-EC"/>
+        </w:rPr>
+        <w:t>n8n: plataforma de automatización de flujos de trabajo para integraciones y notificaciones.</w:t>
+      </w:r>
+      <w:r>
+        <w:rPr>
+          <w:rFonts w:ascii="Calibri Light" w:hAnsi="Calibri Light" w:eastAsia="Calibri Light" w:cs="Calibri Light"/>
+          <w:noProof w:val="0"/>
+          <w:sz w:val="24"/>
+          <w:szCs w:val="24"/>
+          <w:lang w:val="es-EC"/>
+        </w:rPr>
+      </w:r>
+    </w:p>
+    <w:p>
+      <w:pPr>
+        <w:pStyle w:val="ListParagraph"/>
+        <w:numPr>
+          <w:ilvl w:val="0"/>
+          <w:numId w:val="2"/>
+        </w:numPr>
+        <w:spacing w:after="80" w:line="340" w:lineRule="auto"/>
+        <w:jc w:val="both"/>
+        <w:rPr>
+          <w:rFonts w:ascii="Calibri Light" w:hAnsi="Calibri Light" w:eastAsia="Calibri Light" w:cs="Calibri Light"/>
+          <w:noProof w:val="0"/>
+          <w:sz w:val="24"/>
+          <w:szCs w:val="24"/>
+          <w:lang w:val="es-EC"/>
+        </w:rPr>
+      </w:pPr>
+      <w:r>
+        <w:rPr>
+          <w:rFonts w:ascii="Calibri Light" w:hAnsi="Calibri Light" w:eastAsia="Calibri Light" w:cs="Calibri Light"/>
+          <w:b w:val="1"/>
+          <w:bCs w:val="1"/>
+          <w:noProof w:val="0"/>
+          <w:sz w:val="24"/>
+          <w:szCs w:val="24"/>
+          <w:lang w:val="es-EC"/>
+        </w:rPr>
+        <w:t>Nginx: proxy inverso que publica el sistema en Internet, gestiona el cifrado HTTPS y sirve los archivos estáticos con almacenamiento en caché.</w:t>
+      </w:r>
+      <w:r>
+        <w:rPr>
+          <w:rFonts w:ascii="Calibri Light" w:hAnsi="Calibri Light" w:eastAsia="Calibri Light" w:cs="Calibri Light"/>
+          <w:noProof w:val="0"/>
+          <w:sz w:val="24"/>
+          <w:szCs w:val="24"/>
+          <w:lang w:val="es-EC"/>
+        </w:rPr>
+      </w:r>
+    </w:p>
+    <w:p>
+      <w:pPr>
+        <w:pStyle w:val="ListParagraph"/>
+        <w:numPr>
+          <w:ilvl w:val="0"/>
+          <w:numId w:val="2"/>
+        </w:numPr>
+        <w:spacing w:after="80" w:line="340" w:lineRule="auto"/>
+        <w:jc w:val="both"/>
+        <w:rPr>
+          <w:rFonts w:ascii="Calibri Light" w:hAnsi="Calibri Light" w:eastAsia="Calibri Light" w:cs="Calibri Light"/>
+          <w:noProof w:val="0"/>
+          <w:sz w:val="24"/>
+          <w:szCs w:val="24"/>
+          <w:lang w:val="es-EC"/>
+        </w:rPr>
+      </w:pPr>
+      <w:r>
+        <w:rPr>
+          <w:rFonts w:ascii="Calibri Light" w:hAnsi="Calibri Light" w:eastAsia="Calibri Light" w:cs="Calibri Light"/>
+          <w:b w:val="1"/>
+          <w:bCs w:val="1"/>
+          <w:noProof w:val="0"/>
+          <w:sz w:val="24"/>
+          <w:szCs w:val="24"/>
+          <w:lang w:val="es-EC"/>
+        </w:rPr>
+        <w:t>Certbot: emisión y renovación automática de los certificados SSL gratuitos de Let's Encrypt.</w:t>
+      </w:r>
+      <w:r>
+        <w:rPr>
+          <w:rFonts w:ascii="Calibri Light" w:hAnsi="Calibri Light" w:eastAsia="Calibri Light" w:cs="Calibri Light"/>
+          <w:noProof w:val="0"/>
+          <w:sz w:val="24"/>
+          <w:szCs w:val="24"/>
+          <w:lang w:val="es-EC"/>
+        </w:rPr>
+      </w:r>
+    </w:p>
+    <w:p>
+      <w:r>
+        <w:t>Los módulos personalizados se mantienen fuera de la imagen y se montan como un volumen (directorio /opt/inmobi/addons), de modo que actualizarlos no obliga a reconstruir el contenedor. El proceso de despliegue se automatizó en cinco pasos: (1) aprovisionamiento del VPS mediante un script (setup-vps.sh) que instala Docker, configura el cortafuegos (ufw) y crea la estructura de directorios; (2) transferencia de los módulos desde la máquina de desarrollo con la herramienta rsync, que copia únicamente los archivos modificados; (3) construcción de la imagen de Odoo y arranque de los servicios; (4) emisión de los certificados SSL; y (5) inicialización de la base de datos de producción con la instalación de los módulos.</w:t>
+      </w:r>
+    </w:p>
+    <w:p>
+      <w:r>
+        <w:t>La configuración de producción se ajustó al plan contratado: Odoo opera con dos procesos de trabajo (workers) y un hilo para tareas programadas, con límites de memoria y de tiempo de CPU acordes a los 8 GB de RAM disponibles; además se habilitó el modo proxy y se deshabilitó el listado público de bases de datos por seguridad. Las actualizaciones posteriores siguen un flujo simple y de bajo riesgo: se sincronizan los cambios con rsync, se actualizan los módulos afectados y se reinicia el contenedor de Odoo, sin afectar la base de datos ni los demás servicios. Como resultado, el sistema quedó accesible de forma segura mediante HTTPS bajo un dominio propio.</w:t>
+      </w:r>
+    </w:p>
+    <w:p>
+      <w:pPr>
+        <w:pStyle w:val="Heading2"/>
+        <w:spacing w:before="200" w:after="120"/>
+        <w:rPr>
+          <w:rFonts w:ascii="Calibri Light" w:hAnsi="Calibri Light" w:eastAsia="Calibri Light" w:cs="Calibri Light"/>
+          <w:noProof w:val="0"/>
+          <w:sz w:val="24"/>
+          <w:szCs w:val="24"/>
+          <w:lang w:val="es-EC"/>
+        </w:rPr>
+      </w:pPr>
+      <w:r>
+        <w:rPr>
+          <w:rFonts w:ascii="Calibri Light" w:hAnsi="Calibri Light" w:eastAsia="Calibri Light" w:cs="Calibri Light"/>
+          <w:noProof w:val="0"/>
+          <w:sz w:val="24"/>
+          <w:szCs w:val="24"/>
+          <w:lang w:val="es-EC"/>
+        </w:rPr>
+        <w:t>6.12 Optimización del rendimiento y la mantenibilidad</w:t>
+      </w:r>
+    </w:p>
+    <w:p>
+      <w:r>
+        <w:t>Con el sistema ya funcionando en producción, se dedicó una fase a optimizar su rendimiento y a facilitar el mantenimiento futuro, sin alterar las funcionalidades que ya operaban. Las acciones aplicadas fueron las siguientes:</w:t>
+      </w:r>
+    </w:p>
+    <w:p>
+      <w:pPr>
+        <w:pStyle w:val="ListParagraph"/>
+        <w:numPr>
+          <w:ilvl w:val="0"/>
+          <w:numId w:val="2"/>
+        </w:numPr>
+        <w:spacing w:after="80" w:line="340" w:lineRule="auto"/>
+        <w:jc w:val="both"/>
+        <w:rPr>
+          <w:rFonts w:ascii="Calibri Light" w:hAnsi="Calibri Light" w:eastAsia="Calibri Light" w:cs="Calibri Light"/>
+          <w:noProof w:val="0"/>
+          <w:sz w:val="24"/>
+          <w:szCs w:val="24"/>
+          <w:lang w:val="es-EC"/>
+        </w:rPr>
+      </w:pPr>
+      <w:r>
+        <w:rPr>
+          <w:rFonts w:ascii="Calibri Light" w:hAnsi="Calibri Light" w:eastAsia="Calibri Light" w:cs="Calibri Light"/>
+          <w:b w:val="1"/>
+          <w:bCs w:val="1"/>
+          <w:noProof w:val="0"/>
+          <w:sz w:val="24"/>
+          <w:szCs w:val="24"/>
+          <w:lang w:val="es-EC"/>
+        </w:rPr>
+        <w:t>Índices de base de datos. Se agregaron índices a los campos que más se consultan para filtrar, agrupar y ordenar registros: en las propiedades, el estado, el propietario, el comprador, el asesor, la ciudad y el tipo; en los prospectos, la puntuación, la temperatura, la fuente y la propiedad de interés; y en contratos y pagos, sus relaciones principales. Con estos índices PostgreSQL deja de recorrer la tabla completa en cada consulta, lo que vuelve mucho más ágiles las listas, los tableros kanban y las búsquedas conforme crece la cantidad de datos.</w:t>
+      </w:r>
+      <w:r>
+        <w:rPr>
+          <w:rFonts w:ascii="Calibri Light" w:hAnsi="Calibri Light" w:eastAsia="Calibri Light" w:cs="Calibri Light"/>
+          <w:noProof w:val="0"/>
+          <w:sz w:val="24"/>
+          <w:szCs w:val="24"/>
+          <w:lang w:val="es-EC"/>
+        </w:rPr>
+      </w:r>
+    </w:p>
+    <w:p>
+      <w:pPr>
+        <w:pStyle w:val="ListParagraph"/>
+        <w:numPr>
+          <w:ilvl w:val="0"/>
+          <w:numId w:val="2"/>
+        </w:numPr>
+        <w:spacing w:after="80" w:line="340" w:lineRule="auto"/>
+        <w:jc w:val="both"/>
+        <w:rPr>
+          <w:rFonts w:ascii="Calibri Light" w:hAnsi="Calibri Light" w:eastAsia="Calibri Light" w:cs="Calibri Light"/>
+          <w:noProof w:val="0"/>
+          <w:sz w:val="24"/>
+          <w:szCs w:val="24"/>
+          <w:lang w:val="es-EC"/>
+        </w:rPr>
+      </w:pPr>
+      <w:r>
+        <w:rPr>
+          <w:rFonts w:ascii="Calibri Light" w:hAnsi="Calibri Light" w:eastAsia="Calibri Light" w:cs="Calibri Light"/>
+          <w:b w:val="1"/>
+          <w:bCs w:val="1"/>
+          <w:noProof w:val="0"/>
+          <w:sz w:val="24"/>
+          <w:szCs w:val="24"/>
+          <w:lang w:val="es-EC"/>
+        </w:rPr>
+        <w:t>Ajuste del motor de base de datos. Se afinaron los parámetros de PostgreSQL al tamaño del servidor (8 GB de RAM): la memoria compartida, la caché efectiva, la memoria de trabajo por operación y un costo de acceso pensado para disco NVMe. Con ello mejoró el rendimiento de las consultas y de los reportes.</w:t>
+      </w:r>
+      <w:r>
+        <w:rPr>
+          <w:rFonts w:ascii="Calibri Light" w:hAnsi="Calibri Light" w:eastAsia="Calibri Light" w:cs="Calibri Light"/>
+          <w:noProof w:val="0"/>
+          <w:sz w:val="24"/>
+          <w:szCs w:val="24"/>
+          <w:lang w:val="es-EC"/>
+        </w:rPr>
+      </w:r>
+    </w:p>
+    <w:p>
+      <w:pPr>
+        <w:pStyle w:val="ListParagraph"/>
+        <w:numPr>
+          <w:ilvl w:val="0"/>
+          <w:numId w:val="2"/>
+        </w:numPr>
+        <w:spacing w:after="80" w:line="340" w:lineRule="auto"/>
+        <w:jc w:val="both"/>
+        <w:rPr>
+          <w:rFonts w:ascii="Calibri Light" w:hAnsi="Calibri Light" w:eastAsia="Calibri Light" w:cs="Calibri Light"/>
+          <w:noProof w:val="0"/>
+          <w:sz w:val="24"/>
+          <w:szCs w:val="24"/>
+          <w:lang w:val="es-EC"/>
+        </w:rPr>
+      </w:pPr>
+      <w:r>
+        <w:rPr>
+          <w:rFonts w:ascii="Calibri Light" w:hAnsi="Calibri Light" w:eastAsia="Calibri Light" w:cs="Calibri Light"/>
+          <w:b w:val="1"/>
+          <w:bCs w:val="1"/>
+          <w:noProof w:val="0"/>
+          <w:sz w:val="24"/>
+          <w:szCs w:val="24"/>
+          <w:lang w:val="es-EC"/>
+        </w:rPr>
+        <w:t>Procesos de trabajo. Se aumentó la cantidad de procesos concurrentes (workers) de Odoo, de modo que el sistema atiende a más usuarios al mismo tiempo sin que se note una caída en el tiempo de respuesta.</w:t>
+      </w:r>
+      <w:r>
+        <w:rPr>
+          <w:rFonts w:ascii="Calibri Light" w:hAnsi="Calibri Light" w:eastAsia="Calibri Light" w:cs="Calibri Light"/>
+          <w:noProof w:val="0"/>
+          <w:sz w:val="24"/>
+          <w:szCs w:val="24"/>
+          <w:lang w:val="es-EC"/>
+        </w:rPr>
+      </w:r>
+    </w:p>
+    <w:p>
+      <w:pPr>
+        <w:pStyle w:val="ListParagraph"/>
+        <w:numPr>
+          <w:ilvl w:val="0"/>
+          <w:numId w:val="2"/>
+        </w:numPr>
+        <w:spacing w:after="80" w:line="340" w:lineRule="auto"/>
+        <w:jc w:val="both"/>
+        <w:rPr>
+          <w:rFonts w:ascii="Calibri Light" w:hAnsi="Calibri Light" w:eastAsia="Calibri Light" w:cs="Calibri Light"/>
+          <w:noProof w:val="0"/>
+          <w:sz w:val="24"/>
+          <w:szCs w:val="24"/>
+          <w:lang w:val="es-EC"/>
+        </w:rPr>
+      </w:pPr>
+      <w:r>
+        <w:rPr>
+          <w:rFonts w:ascii="Calibri Light" w:hAnsi="Calibri Light" w:eastAsia="Calibri Light" w:cs="Calibri Light"/>
+          <w:b w:val="1"/>
+          <w:bCs w:val="1"/>
+          <w:noProof w:val="0"/>
+          <w:sz w:val="24"/>
+          <w:szCs w:val="24"/>
+          <w:lang w:val="es-EC"/>
+        </w:rPr>
+        <w:t>Compresión y caché web. En el proxy inverso Nginx se amplió la compresión gzip a más tipos de archivo (JavaScript, CSS, JSON, XML, SVG y fuentes web) y se mantuvo la caché de los archivos estáticos. Esto reduce el peso de las páginas y acelera la carga en el navegador.</w:t>
+      </w:r>
+      <w:r>
+        <w:rPr>
+          <w:rFonts w:ascii="Calibri Light" w:hAnsi="Calibri Light" w:eastAsia="Calibri Light" w:cs="Calibri Light"/>
+          <w:noProof w:val="0"/>
+          <w:sz w:val="24"/>
+          <w:szCs w:val="24"/>
+          <w:lang w:val="es-EC"/>
+        </w:rPr>
+      </w:r>
+    </w:p>
+    <w:p>
+      <w:pPr>
+        <w:pStyle w:val="ListParagraph"/>
+        <w:numPr>
+          <w:ilvl w:val="0"/>
+          <w:numId w:val="2"/>
+        </w:numPr>
+        <w:spacing w:after="80" w:line="340" w:lineRule="auto"/>
+        <w:jc w:val="both"/>
+        <w:rPr>
+          <w:rFonts w:ascii="Calibri Light" w:hAnsi="Calibri Light" w:eastAsia="Calibri Light" w:cs="Calibri Light"/>
+          <w:noProof w:val="0"/>
+          <w:sz w:val="24"/>
+          <w:szCs w:val="24"/>
+          <w:lang w:val="es-EC"/>
+        </w:rPr>
+      </w:pPr>
+      <w:r>
+        <w:rPr>
+          <w:rFonts w:ascii="Calibri Light" w:hAnsi="Calibri Light" w:eastAsia="Calibri Light" w:cs="Calibri Light"/>
+          <w:b w:val="1"/>
+          <w:bCs w:val="1"/>
+          <w:noProof w:val="0"/>
+          <w:sz w:val="24"/>
+          <w:szCs w:val="24"/>
+          <w:lang w:val="es-EC"/>
+        </w:rPr>
+        <w:t>Mantenibilidad del flujo comercial. Se reescribió la lógica que muestra u oculta los botones del CRM según la etapa del prospecto (buscar propiedad, crear oferta, reservar y formalizar contrato) para que se apoye en etapas identificadas de manera unívoca y no en números de orden fijos. Así, si en el futuro se agrega o se reordena una etapa del pipeline, los botones siguen apareciendo donde corresponde sin necesidad de modificar las vistas.</w:t>
+      </w:r>
+      <w:r>
+        <w:rPr>
+          <w:rFonts w:ascii="Calibri Light" w:hAnsi="Calibri Light" w:eastAsia="Calibri Light" w:cs="Calibri Light"/>
+          <w:noProof w:val="0"/>
+          <w:sz w:val="24"/>
+          <w:szCs w:val="24"/>
+          <w:lang w:val="es-EC"/>
+        </w:rPr>
+      </w:r>
+    </w:p>
+    <w:p>
+      <w:pPr>
+        <w:pStyle w:val="Heading2"/>
+        <w:spacing w:before="200" w:after="120"/>
+        <w:rPr>
+          <w:rFonts w:ascii="Calibri Light" w:hAnsi="Calibri Light" w:eastAsia="Calibri Light" w:cs="Calibri Light"/>
+          <w:noProof w:val="0"/>
+          <w:sz w:val="24"/>
+          <w:szCs w:val="24"/>
+          <w:lang w:val="es-EC"/>
+        </w:rPr>
+      </w:pPr>
+      <w:r>
+        <w:rPr>
+          <w:rFonts w:ascii="Calibri Light" w:hAnsi="Calibri Light" w:eastAsia="Calibri Light" w:cs="Calibri Light"/>
+          <w:noProof w:val="0"/>
+          <w:sz w:val="24"/>
+          <w:szCs w:val="24"/>
+          <w:lang w:val="es-EC"/>
+        </w:rPr>
+        <w:t>6.13 Resiliencia ante servicios externos y aseguramiento de la calidad</w:t>
+      </w:r>
+    </w:p>
+    <w:p>
+      <w:r>
+        <w:t>Como varias funciones del sistema dependen de servicios externos (Meta, WordPress, Google y los proveedores de inteligencia artificial), se reforzó su tolerancia a fallos para que un problema puntual de un tercero no afecte la operación. En concreto:</w:t>
+      </w:r>
+    </w:p>
+    <w:p>
+      <w:pPr>
+        <w:pStyle w:val="ListParagraph"/>
+        <w:numPr>
+          <w:ilvl w:val="0"/>
+          <w:numId w:val="2"/>
+        </w:numPr>
+        <w:spacing w:after="80" w:line="340" w:lineRule="auto"/>
+        <w:jc w:val="both"/>
+        <w:rPr>
+          <w:rFonts w:ascii="Calibri Light" w:hAnsi="Calibri Light" w:eastAsia="Calibri Light" w:cs="Calibri Light"/>
+          <w:noProof w:val="0"/>
+          <w:sz w:val="24"/>
+          <w:szCs w:val="24"/>
+          <w:lang w:val="es-EC"/>
+        </w:rPr>
+      </w:pPr>
+      <w:r>
+        <w:rPr>
+          <w:rFonts w:ascii="Calibri Light" w:hAnsi="Calibri Light" w:eastAsia="Calibri Light" w:cs="Calibri Light"/>
+          <w:b w:val="1"/>
+          <w:bCs w:val="1"/>
+          <w:noProof w:val="0"/>
+          <w:sz w:val="24"/>
+          <w:szCs w:val="24"/>
+          <w:lang w:val="es-EC"/>
+        </w:rPr>
+        <w:t>Reintentos con espera exponencial. Las llamadas a las APIs externas pasan por una utilidad común (http_retry) que reintenta automáticamente cuando ocurre un error transitorio (un tiempo de espera agotado, un 429 o un 5xx) y, en cambio, descarta de inmediato los errores definitivos del cliente (4xx). Todo ello con tiempos de espera acotados para no bloquear el sistema. Esta protección se aplica a las integraciones con Meta, WordPress y a los recordatorios de WhatsApp.</w:t>
+      </w:r>
+      <w:r>
+        <w:rPr>
+          <w:rFonts w:ascii="Calibri Light" w:hAnsi="Calibri Light" w:eastAsia="Calibri Light" w:cs="Calibri Light"/>
+          <w:noProof w:val="0"/>
+          <w:sz w:val="24"/>
+          <w:szCs w:val="24"/>
+          <w:lang w:val="es-EC"/>
+        </w:rPr>
+      </w:r>
+    </w:p>
+    <w:p>
+      <w:pPr>
+        <w:pStyle w:val="ListParagraph"/>
+        <w:numPr>
+          <w:ilvl w:val="0"/>
+          <w:numId w:val="2"/>
+        </w:numPr>
+        <w:spacing w:after="80" w:line="340" w:lineRule="auto"/>
+        <w:jc w:val="both"/>
+        <w:rPr>
+          <w:rFonts w:ascii="Calibri Light" w:hAnsi="Calibri Light" w:eastAsia="Calibri Light" w:cs="Calibri Light"/>
+          <w:noProof w:val="0"/>
+          <w:sz w:val="24"/>
+          <w:szCs w:val="24"/>
+          <w:lang w:val="es-EC"/>
+        </w:rPr>
+      </w:pPr>
+      <w:r>
+        <w:rPr>
+          <w:rFonts w:ascii="Calibri Light" w:hAnsi="Calibri Light" w:eastAsia="Calibri Light" w:cs="Calibri Light"/>
+          <w:b w:val="1"/>
+          <w:bCs w:val="1"/>
+          <w:noProof w:val="0"/>
+          <w:sz w:val="24"/>
+          <w:szCs w:val="24"/>
+          <w:lang w:val="es-EC"/>
+        </w:rPr>
+        <w:t>Alta disponibilidad del agente de IA. El sistema admite dos proveedores (OpenAI/ChatGPT y Google Gemini), cada uno con su propia clave y su propio modelo. El proveedor activo se elige desde la configuración y, si llegara a fallar, el agente reintenta de forma automática con el proveedor de respaldo. Como cada proveedor conserva sus credenciales, cambiar de uno a otro ya no obliga a volver a escribir la clave.</w:t>
+      </w:r>
+      <w:r>
+        <w:rPr>
+          <w:rFonts w:ascii="Calibri Light" w:hAnsi="Calibri Light" w:eastAsia="Calibri Light" w:cs="Calibri Light"/>
+          <w:noProof w:val="0"/>
+          <w:sz w:val="24"/>
+          <w:szCs w:val="24"/>
+          <w:lang w:val="es-EC"/>
+        </w:rPr>
+      </w:r>
+    </w:p>
+    <w:p>
+      <w:pPr>
+        <w:pStyle w:val="ListParagraph"/>
+        <w:numPr>
+          <w:ilvl w:val="0"/>
+          <w:numId w:val="2"/>
+        </w:numPr>
+        <w:spacing w:after="80" w:line="340" w:lineRule="auto"/>
+        <w:jc w:val="both"/>
+        <w:rPr>
+          <w:rFonts w:ascii="Calibri Light" w:hAnsi="Calibri Light" w:eastAsia="Calibri Light" w:cs="Calibri Light"/>
+          <w:noProof w:val="0"/>
+          <w:sz w:val="24"/>
+          <w:szCs w:val="24"/>
+          <w:lang w:val="es-EC"/>
+        </w:rPr>
+      </w:pPr>
+      <w:r>
+        <w:rPr>
+          <w:rFonts w:ascii="Calibri Light" w:hAnsi="Calibri Light" w:eastAsia="Calibri Light" w:cs="Calibri Light"/>
+          <w:b w:val="1"/>
+          <w:bCs w:val="1"/>
+          <w:noProof w:val="0"/>
+          <w:sz w:val="24"/>
+          <w:szCs w:val="24"/>
+          <w:lang w:val="es-EC"/>
+        </w:rPr>
+        <w:t>Modo degradado del agente. Si ningún proveedor responde (porque se agotó el crédito, la clave es inválida o no hay conexión), el agente devuelve un mensaje claro que explica la causa probable y cómo resolverla, en lugar de un error técnico. El resto del sistema continúa funcionando con total normalidad.</w:t>
+      </w:r>
+      <w:r>
+        <w:rPr>
+          <w:rFonts w:ascii="Calibri Light" w:hAnsi="Calibri Light" w:eastAsia="Calibri Light" w:cs="Calibri Light"/>
+          <w:noProof w:val="0"/>
+          <w:sz w:val="24"/>
+          <w:szCs w:val="24"/>
+          <w:lang w:val="es-EC"/>
+        </w:rPr>
+      </w:r>
+    </w:p>
+    <w:p>
+      <w:pPr>
+        <w:pStyle w:val="ListParagraph"/>
+        <w:numPr>
+          <w:ilvl w:val="0"/>
+          <w:numId w:val="2"/>
+        </w:numPr>
+        <w:spacing w:after="80" w:line="340" w:lineRule="auto"/>
+        <w:jc w:val="both"/>
+        <w:rPr>
+          <w:rFonts w:ascii="Calibri Light" w:hAnsi="Calibri Light" w:eastAsia="Calibri Light" w:cs="Calibri Light"/>
+          <w:noProof w:val="0"/>
+          <w:sz w:val="24"/>
+          <w:szCs w:val="24"/>
+          <w:lang w:val="es-EC"/>
+        </w:rPr>
+      </w:pPr>
+      <w:r>
+        <w:rPr>
+          <w:rFonts w:ascii="Calibri Light" w:hAnsi="Calibri Light" w:eastAsia="Calibri Light" w:cs="Calibri Light"/>
+          <w:b w:val="1"/>
+          <w:bCs w:val="1"/>
+          <w:noProof w:val="0"/>
+          <w:sz w:val="24"/>
+          <w:szCs w:val="24"/>
+          <w:lang w:val="es-EC"/>
+        </w:rPr>
+        <w:t>Reutilización de cómputos costosos. Los resultados más caros de calcular, como la valoración automática (AVM) y el porcentaje de compatibilidad entre prospecto y propiedad, se almacenan y solo se recalculan cuando cambian los datos que los originan. De esta forma se evita la sobrecarga a medida que crece el catálogo.</w:t>
+      </w:r>
+      <w:r>
+        <w:rPr>
+          <w:rFonts w:ascii="Calibri Light" w:hAnsi="Calibri Light" w:eastAsia="Calibri Light" w:cs="Calibri Light"/>
+          <w:noProof w:val="0"/>
+          <w:sz w:val="24"/>
+          <w:szCs w:val="24"/>
+          <w:lang w:val="es-EC"/>
+        </w:rPr>
+      </w:r>
+    </w:p>
+    <w:p>
+      <w:pPr>
+        <w:pStyle w:val="ListParagraph"/>
+        <w:numPr>
+          <w:ilvl w:val="0"/>
+          <w:numId w:val="2"/>
+        </w:numPr>
+        <w:spacing w:after="80" w:line="340" w:lineRule="auto"/>
+        <w:jc w:val="both"/>
+        <w:rPr>
+          <w:rFonts w:ascii="Calibri Light" w:hAnsi="Calibri Light" w:eastAsia="Calibri Light" w:cs="Calibri Light"/>
+          <w:noProof w:val="0"/>
+          <w:sz w:val="24"/>
+          <w:szCs w:val="24"/>
+          <w:lang w:val="es-EC"/>
+        </w:rPr>
+      </w:pPr>
+      <w:r>
+        <w:rPr>
+          <w:rFonts w:ascii="Calibri Light" w:hAnsi="Calibri Light" w:eastAsia="Calibri Light" w:cs="Calibri Light"/>
+          <w:b w:val="1"/>
+          <w:bCs w:val="1"/>
+          <w:noProof w:val="0"/>
+          <w:sz w:val="24"/>
+          <w:szCs w:val="24"/>
+          <w:lang w:val="es-EC"/>
+        </w:rPr>
+        <w:t>Aseguramiento de la calidad. Se amplió la batería de pruebas automatizadas con casos para la cadena de proveedores y el modo degradado del agente de IA, para las compuertas de acciones del CRM por etapa y para el recibo de nómina en PDF, que se suman a las pruebas que ya cubrían el núcleo. De hecho, durante esta fase las propias pruebas detectaron un error real en la selección de credenciales por proveedor, que se corrigió antes del despliegue.</w:t>
+      </w:r>
+      <w:r>
+        <w:rPr>
+          <w:rFonts w:ascii="Calibri Light" w:hAnsi="Calibri Light" w:eastAsia="Calibri Light" w:cs="Calibri Light"/>
+          <w:noProof w:val="0"/>
+          <w:sz w:val="24"/>
+          <w:szCs w:val="24"/>
+          <w:lang w:val="es-EC"/>
+        </w:rPr>
+      </w:r>
+    </w:p>
+    <w:p>
+      <w:pPr>
+        <w:pStyle w:val="ListParagraph"/>
+        <w:numPr>
+          <w:ilvl w:val="0"/>
+          <w:numId w:val="2"/>
+        </w:numPr>
+        <w:spacing w:after="80" w:line="340" w:lineRule="auto"/>
+        <w:jc w:val="both"/>
+        <w:rPr>
+          <w:rFonts w:ascii="Calibri Light" w:hAnsi="Calibri Light" w:eastAsia="Calibri Light" w:cs="Calibri Light"/>
+          <w:noProof w:val="0"/>
+          <w:sz w:val="24"/>
+          <w:szCs w:val="24"/>
+          <w:lang w:val="es-EC"/>
+        </w:rPr>
+      </w:pPr>
+      <w:r>
+        <w:rPr>
+          <w:rFonts w:ascii="Calibri Light" w:hAnsi="Calibri Light" w:eastAsia="Calibri Light" w:cs="Calibri Light"/>
+          <w:b w:val="1"/>
+          <w:bCs w:val="1"/>
+          <w:noProof w:val="0"/>
+          <w:sz w:val="24"/>
+          <w:szCs w:val="24"/>
+          <w:lang w:val="es-EC"/>
+        </w:rPr>
+        <w:t>Respaldo automático de la base de datos. Una tarea diaria genera copias comprimidas de la base (pg_dump), conserva las de los últimos catorce días y registra el resultado; además, el servicio de Odoo cuenta con un chequeo de salud que permite reiniciarlo de forma automática si deja de responder.</w:t>
+      </w:r>
+      <w:r>
+        <w:rPr>
+          <w:rFonts w:ascii="Calibri Light" w:hAnsi="Calibri Light" w:eastAsia="Calibri Light" w:cs="Calibri Light"/>
+          <w:noProof w:val="0"/>
+          <w:sz w:val="24"/>
+          <w:szCs w:val="24"/>
+          <w:lang w:val="es-EC"/>
+        </w:rPr>
+      </w:r>
+    </w:p>
+    <w:p>
+      <w:pPr>
+        <w:pStyle w:val="ListParagraph"/>
+        <w:numPr>
+          <w:ilvl w:val="0"/>
+          <w:numId w:val="2"/>
+        </w:numPr>
+        <w:spacing w:after="80" w:line="340" w:lineRule="auto"/>
+        <w:jc w:val="both"/>
+        <w:rPr>
+          <w:rFonts w:ascii="Calibri Light" w:hAnsi="Calibri Light" w:eastAsia="Calibri Light" w:cs="Calibri Light"/>
+          <w:noProof w:val="0"/>
+          <w:sz w:val="24"/>
+          <w:szCs w:val="24"/>
+          <w:lang w:val="es-EC"/>
+        </w:rPr>
+      </w:pPr>
+      <w:r>
+        <w:rPr>
+          <w:rFonts w:ascii="Calibri Light" w:hAnsi="Calibri Light" w:eastAsia="Calibri Light" w:cs="Calibri Light"/>
+          <w:b w:val="1"/>
+          <w:bCs w:val="1"/>
+          <w:noProof w:val="0"/>
+          <w:sz w:val="24"/>
+          <w:szCs w:val="24"/>
+          <w:lang w:val="es-EC"/>
+        </w:rPr>
+        <w:t>Re-sincronización automática con WordPress. Las propiedades ya publicadas que cambian en datos relevantes se vuelven a publicar mediante una tarea programada, activable desde la configuración.</w:t>
+      </w:r>
+      <w:r>
+        <w:rPr>
+          <w:rFonts w:ascii="Calibri Light" w:hAnsi="Calibri Light" w:eastAsia="Calibri Light" w:cs="Calibri Light"/>
+          <w:noProof w:val="0"/>
+          <w:sz w:val="24"/>
+          <w:szCs w:val="24"/>
+          <w:lang w:val="es-EC"/>
+        </w:rPr>
+      </w:r>
+    </w:p>
+    <w:p>
+      <w:pPr>
+        <w:pStyle w:val="ListParagraph"/>
+        <w:numPr>
+          <w:ilvl w:val="0"/>
+          <w:numId w:val="2"/>
+        </w:numPr>
+        <w:spacing w:after="80" w:line="340" w:lineRule="auto"/>
+        <w:jc w:val="both"/>
+        <w:rPr>
+          <w:rFonts w:ascii="Calibri Light" w:hAnsi="Calibri Light" w:eastAsia="Calibri Light" w:cs="Calibri Light"/>
+          <w:noProof w:val="0"/>
+          <w:sz w:val="24"/>
+          <w:szCs w:val="24"/>
+          <w:lang w:val="es-EC"/>
+        </w:rPr>
+      </w:pPr>
+      <w:r>
+        <w:rPr>
+          <w:rFonts w:ascii="Calibri Light" w:hAnsi="Calibri Light" w:eastAsia="Calibri Light" w:cs="Calibri Light"/>
+          <w:b w:val="1"/>
+          <w:bCs w:val="1"/>
+          <w:noProof w:val="0"/>
+          <w:sz w:val="24"/>
+          <w:szCs w:val="24"/>
+          <w:lang w:val="es-EC"/>
+        </w:rPr>
+        <w:t>Aviso de vencimiento de documentos. Una tarea diaria crea un recordatorio para los documentos próximos a caducar (cédulas, contratos, certificados), con una anticipación configurable.</w:t>
+      </w:r>
+      <w:r>
+        <w:rPr>
+          <w:rFonts w:ascii="Calibri Light" w:hAnsi="Calibri Light" w:eastAsia="Calibri Light" w:cs="Calibri Light"/>
+          <w:noProof w:val="0"/>
+          <w:sz w:val="24"/>
+          <w:szCs w:val="24"/>
+          <w:lang w:val="es-EC"/>
+        </w:rPr>
       </w:r>
     </w:p>
     <w:p xmlns:wp14="http://schemas.microsoft.com/office/word/2010/wordml" wp14:textId="77777777">
@@ -9345,7 +10131,7 @@
           <w:szCs w:val="24"/>
           <w:lang w:val="es-EC"/>
         </w:rPr>
-        <w:t>) para Ubuntu 24.04. El despliegue final en el servidor de producción con dominio real y la ejecución de las pruebas de interoperabilidad en el entorno de staging corresponden a la fase de cierre del proyecto (actividades 4.2 y 4.3).</w:t>
+        <w:t>) para Ubuntu 24.04. El despliegue final se completó sobre un servidor virtual privado (VPS) Hostinger KVM 2 (2 vCPU, 8 GB de RAM, Ubuntu 24.04), empleando la infraestructura contenerizada descrita en la sección 6.11; el sistema quedó operativo y accesible de forma segura vía HTTPS bajo un dominio propio.</w:t>
       </w:r>
     </w:p>
     <w:p xmlns:wp14="http://schemas.microsoft.com/office/word/2010/wordml" wp14:textId="77777777">
@@ -9391,7 +10177,7 @@
           <w:szCs w:val="24"/>
           <w:lang w:val="es-EC"/>
         </w:rPr>
-        <w:t xml:space="preserve">La evaluación final (medición de KPIs de eficiencia, comparativa frente al modelo manual anterior y validación con usuarios finales) está planificada como actividad de cierre del proyecto. Como parte de la verificación técnica ya alcanzada, el sistema cuenta con </w:t>
+        <w:t>La evaluación cuantitativa de mejoras (medición de KPIs de eficiencia, comparativa frente al modelo manual anterior y validación con usuarios finales) queda contemplada como una fase de seguimiento, una vez que el sistema acumule uso real en producción. La verificación técnica, en cambio, ya está cubierta: el sistema cuenta con 167 pruebas automatizadas, todas superadas (0 failed, 0 error(s) of 167 tests), distribuidas en los principales módulos (Anexo C). Adicionalmente, se elaboró el Manual de Usuario completo (Anexo B), insumo de la actividad 5.3.</w:t>
       </w:r>
       <w:r>
         <w:rPr>
@@ -9403,17 +10189,15 @@
           <w:szCs w:val="24"/>
           <w:lang w:val="es-EC"/>
         </w:rPr>
-        <w:t>140 pruebas automatizadas, todas superadas</w:t>
-      </w:r>
-      <w:r>
-        <w:rPr>
-          <w:rFonts w:ascii="Calibri Light" w:hAnsi="Calibri Light" w:eastAsia="Calibri Light" w:cs="Calibri Light"/>
-          <w:noProof w:val="0"/>
-          <w:sz w:val="24"/>
-          <w:szCs w:val="24"/>
-          <w:lang w:val="es-EC"/>
-        </w:rPr>
-        <w:t xml:space="preserve"> (</w:t>
+      </w:r>
+      <w:r>
+        <w:rPr>
+          <w:rFonts w:ascii="Calibri Light" w:hAnsi="Calibri Light" w:eastAsia="Calibri Light" w:cs="Calibri Light"/>
+          <w:noProof w:val="0"/>
+          <w:sz w:val="24"/>
+          <w:szCs w:val="24"/>
+          <w:lang w:val="es-EC"/>
+        </w:rPr>
       </w:r>
       <w:r>
         <w:rPr>
@@ -9425,17 +10209,15 @@
           <w:szCs w:val="24"/>
           <w:lang w:val="es-EC"/>
         </w:rPr>
-        <w:t>0 failed, 0 error(s) of 140 tests</w:t>
-      </w:r>
-      <w:r>
-        <w:rPr>
-          <w:rFonts w:ascii="Calibri Light" w:hAnsi="Calibri Light" w:eastAsia="Calibri Light" w:cs="Calibri Light"/>
-          <w:noProof w:val="0"/>
-          <w:sz w:val="24"/>
-          <w:szCs w:val="24"/>
-          <w:lang w:val="es-EC"/>
-        </w:rPr>
-        <w:t>), distribuidas en los principales módulos (Anexo C). Adicionalmente, se elaboró el Manual de Usuario completo (Anexo B), insumo de la actividad 5.3.</w:t>
+      </w:r>
+      <w:r>
+        <w:rPr>
+          <w:rFonts w:ascii="Calibri Light" w:hAnsi="Calibri Light" w:eastAsia="Calibri Light" w:cs="Calibri Light"/>
+          <w:noProof w:val="0"/>
+          <w:sz w:val="24"/>
+          <w:szCs w:val="24"/>
+          <w:lang w:val="es-EC"/>
+        </w:rPr>
       </w:r>
     </w:p>
     <w:p xmlns:wp14="http://schemas.microsoft.com/office/word/2010/wordml" wp14:textId="77777777">
@@ -18123,7 +18905,7 @@
           <w:szCs w:val="24"/>
           <w:lang w:val="es-EC"/>
         </w:rPr>
-        <w:t>La estrategia de pruebas automatizadas, con 140 casos superados satisfactoriamente, constituye evidencia objetiva de la correcta operación de la lógica de negocio y proporciona una red de seguridad ante futuras evoluciones del sistema (pruebas de regresión), reflejando un nivel de rigor de ingeniería poco habitual en proyectos de este alcance.</w:t>
+        <w:t>La estrategia de pruebas automatizadas, con 167 casos superados satisfactoriamente, constituye evidencia objetiva de la correcta operación de la lógica de negocio y proporciona una red de seguridad ante futuras evoluciones del sistema (pruebas de regresión), reflejando un nivel de rigor de ingeniería poco habitual en proyectos de este alcance.</w:t>
       </w:r>
     </w:p>
     <w:p xmlns:wp14="http://schemas.microsoft.com/office/word/2010/wordml" wp14:textId="77777777">
@@ -18204,17 +18986,16 @@
           <w:szCs w:val="24"/>
           <w:lang w:val="es-EC"/>
         </w:rPr>
-        <w:t xml:space="preserve">Completar el despliegue en producción (OE4): </w:t>
-      </w:r>
-      <w:r>
-        <w:rPr>
-          <w:rFonts w:ascii="Calibri Light" w:hAnsi="Calibri Light" w:eastAsia="Calibri Light" w:cs="Calibri Light"/>
-          <w:noProof w:val="0"/>
-          <w:sz w:val="24"/>
-          <w:szCs w:val="24"/>
-          <w:lang w:val="es-EC"/>
-        </w:rPr>
-        <w:t>ejecutar el despliegue final en el VPS con un dominio real y certificado SSL, utilizando los artefactos ya preparados en deploy/, y realizar las pruebas de interoperabilidad en el entorno de staging antes del paso a producción.</w:t>
+        <w:t>Operación y monitoreo del despliegue: el sistema ya se encuentra desplegado y operativo en producción sobre un VPS con dominio propio y certificado SSL (sección 6.11). Se recomienda establecer respaldos automáticos periódicos de la base de datos, monitorear de forma continua el uso de recursos del servidor y mantener actualizadas las dependencias y los certificados de seguridad.</w:t>
+      </w:r>
+      <w:r>
+        <w:rPr>
+          <w:rFonts w:ascii="Calibri Light" w:hAnsi="Calibri Light" w:eastAsia="Calibri Light" w:cs="Calibri Light"/>
+          <w:noProof w:val="0"/>
+          <w:sz w:val="24"/>
+          <w:szCs w:val="24"/>
+          <w:lang w:val="es-EC"/>
+        </w:rPr>
       </w:r>
     </w:p>
     <w:p xmlns:wp14="http://schemas.microsoft.com/office/word/2010/wordml" wp14:textId="77777777">
@@ -20455,7 +21236,7 @@
     </w:p>
     <w:p>
       <w:r>
-        <w:t>La calidad del sistema se verificó con una batería de 140 pruebas automatizadas ejecutadas con el corredor de pruebas integrado de Odoo. La totalidad de las pruebas se superó satisfactoriamente (0 fallos, 0 errores). La siguiente tabla detalla su distribución por módulo.</w:t>
+        <w:t>La calidad del sistema se verificó con una batería de 167 pruebas automatizadas ejecutadas con el corredor de pruebas integrado de Odoo. La totalidad de las pruebas se superó satisfactoriamente (0 fallos, 0 errores). La siguiente tabla detalla su distribución por módulo.</w:t>
       </w:r>
     </w:p>
     <w:tbl>

--- a/Trabajo_Titulacion_Inmobi_Odoo_IA (1).docx
+++ b/Trabajo_Titulacion_Inmobi_Odoo_IA (1).docx
@@ -3053,7 +3053,7 @@
           <w:szCs w:val="24"/>
           <w:lang w:val="es-EC"/>
         </w:rPr>
-        <w:t xml:space="preserve">El </w:t>
+        <w:t>El procesamiento de lenguaje natural (PLN) es la tecnología que permite a las máquinas interpretar el lenguaje humano. Los grandes modelos de lenguaje (LLM) actuales, como Google Gemini y los modelos de OpenAI, ofrecen capacidades de comprensión y generación de texto, así como capacidades multimodales (procesamiento conjunto de texto e imágenes). Una técnica clave para integrarlos en aplicaciones empresariales es el uso de herramientas (function calling): el modelo no solo responde texto, sino que decide invocar funciones definidas por el desarrollador (por ejemplo, “buscar propiedades” o “crear un contrato”), recibiendo sus resultados para componer la respuesta. Este enfoque permite que el agente actúe sobre el sistema de forma controlada y segura, ejecutando consultas y operaciones reales sobre la base de datos. Otra técnica complementaria es la generación aumentada por recuperación (RAG, por sus siglas en inglés): en lugar de reentrenar el modelo con la información de la organización, se indexa la documentación como vectores y, ante una pregunta, se recuperan los fragmentos más relevantes para que el modelo redacte una respuesta fundamentada en ellos. La combinación de ambas técnicas permite que un mismo asistente consulte datos en vivo (function calling) y a la vez explique cómo funciona el sistema (RAG).</w:t>
       </w:r>
       <w:r>
         <w:rPr>
@@ -3065,17 +3065,15 @@
           <w:szCs w:val="24"/>
           <w:lang w:val="es-EC"/>
         </w:rPr>
-        <w:t>procesamiento de lenguaje natural (PLN)</w:t>
-      </w:r>
-      <w:r>
-        <w:rPr>
-          <w:rFonts w:ascii="Calibri Light" w:hAnsi="Calibri Light" w:eastAsia="Calibri Light" w:cs="Calibri Light"/>
-          <w:noProof w:val="0"/>
-          <w:sz w:val="24"/>
-          <w:szCs w:val="24"/>
-          <w:lang w:val="es-EC"/>
-        </w:rPr>
-        <w:t xml:space="preserve"> es la tecnología que permite a las máquinas interpretar el lenguaje humano. Los grandes modelos de lenguaje (LLM) actuales, como Google Gemini y los modelos de OpenAI, ofrecen capacidades de comprensión y generación de texto, así como capacidades multimodales (procesamiento conjunto de texto e imágenes). Una técnica clave para integrarlos en aplicaciones empresariales es el uso de herramientas (function calling): el modelo no solo responde texto, sino que decide invocar funciones definidas por el desarrollador (por ejemplo, “buscar propiedades” o “crear un contrato”), recibiendo sus resultados para componer la respuesta. Este enfoque permite que el agente actúe sobre el sistema de forma controlada y segura, ejecutando consultas y operaciones reales sobre la base de datos.</w:t>
+      </w:r>
+      <w:r>
+        <w:rPr>
+          <w:rFonts w:ascii="Calibri Light" w:hAnsi="Calibri Light" w:eastAsia="Calibri Light" w:cs="Calibri Light"/>
+          <w:noProof w:val="0"/>
+          <w:sz w:val="24"/>
+          <w:szCs w:val="24"/>
+          <w:lang w:val="es-EC"/>
+        </w:rPr>
       </w:r>
     </w:p>
     <w:p xmlns:wp14="http://schemas.microsoft.com/office/word/2010/wordml" wp14:textId="77777777">
@@ -6219,7 +6217,12 @@
     </w:p>
     <w:p>
       <w:r>
-        <w:t>El agente se integró conectando Odoo con la API de Google Gemini a través de su SDK oficial, empleando la técnica de uso de herramientas (function calling): se declararon más de cincuenta funciones —cada una con su nombre, descripción y parámetros— que el modelo puede invocar para consultar o modificar el sistema (por ejemplo, listar propiedades, agendar una visita, contactar leads o generar una descripción comercial). El backend, implementado como un controlador REST, recibe la consulta, la clasifica, la enriquece con el contexto de la pantalla y de la sesión activa, selecciona las herramientas pertinentes, ejecuta el ciclo de razonamiento-acción con el modelo y devuelve la respuesta mediante streaming de eventos del servidor (SSE) para mostrarla de forma progresiva. La interfaz se construyó con componentes OWL: un chat flotante disponible en toda la aplicación y un panel de análisis integrado en cada propiedad. El agente conserva la memoria de la conversación y dispone, además, de una herramienta de consulta SQL de solo lectura (query_database) para resolver preguntas no cubiertas por las funciones específicas.</w:t>
+        <w:t>El agente se integró conectando Odoo con proveedores de modelos de lenguaje (Google Gemini y OpenAI) a través de sus SDK oficiales, empleando la técnica de uso de herramientas (function calling): se declararon más de cincuenta funciones —cada una con su nombre, descripción y parámetros— que el modelo puede invocar para consultar o modificar el sistema (por ejemplo, listar propiedades, agendar una visita, contactar leads o generar una descripción comercial). El backend, implementado como un controlador REST, recibe la consulta, la clasifica, la enriquece con el contexto de la pantalla y de la sesión activa, selecciona las herramientas pertinentes, ejecuta el ciclo de razonamiento-acción con el modelo y devuelve la respuesta mediante streaming de eventos del servidor (SSE) para mostrarla de forma progresiva. La interfaz se construyó con componentes OWL: un chat flotante disponible en toda la aplicación y un panel de análisis integrado en cada propiedad. El agente conserva la memoria de la conversación y dispone, además, de una herramienta de consulta SQL de solo lectura (query_database) para resolver preguntas no cubiertas por las funciones específicas.</w:t>
+      </w:r>
+    </w:p>
+    <w:p>
+      <w:r>
+        <w:t>Posteriormente, la arquitectura del agente se amplió combinando dos fuentes de información. Por un lado, las herramientas consultan datos dinámicos del sistema en tiempo real (propiedades, clientes, contratos, pagos, etc.); por otro, se incorporó una base de conocimiento con generación aumentada por recuperación (RAG) para responder preguntas sobre el uso del sistema —cómo realizar una tarea, qué hace un módulo o qué significa un mensaje de error—. Para ello, la documentación del proyecto (manuales de usuario y técnico, guías y los archivos README de cada módulo) se divide en fragmentos, se convierte en vectores numéricos (embeddings) y se almacena en la base de datos; cuando el usuario formula una pregunta de este tipo, el agente recupera los fragmentos más relevantes mediante similitud del coseno y redacta la respuesta citando la documentación. Así, un único asistente resuelve tanto consultas de datos en vivo como dudas sobre el funcionamiento del sistema, sin necesidad de reentrenar ningún modelo. Además, los dos proveedores se configuran con credenciales independientes: si el proveedor activo falla, el agente reintenta automáticamente con el de respaldo.</w:t>
       </w:r>
     </w:p>
     <w:p>
@@ -10041,7 +10044,7 @@
           <w:szCs w:val="24"/>
           <w:lang w:val="es-EC"/>
         </w:rPr>
-        <w:t>De esta forma, el agente cumple los requisitos del OE3: permite consultar el sistema en lenguaje natural (por ejemplo, “dame las propiedades disponibles más caras”), generar reportes bajo demanda (incluida la exportación a PDF/Excel), analizar imágenes de propiedades y generar descripciones (capacidad multimodal), y emitir alertas proactivas diarias mediante una tarea programada. La herramienta query_database ofrece, además, una vía segura de consulta SQL de solo lectura para preguntas no cubiertas por las herramientas específicas. El agente conserva el contexto de la conversación (memoria) y registra la retroalimentación del usuario para mejora continua.</w:t>
+        <w:t>De esta forma, el agente cumple los requisitos del OE3: permite consultar el sistema en lenguaje natural (por ejemplo, “dame las propiedades disponibles más caras”), generar reportes bajo demanda (incluida la exportación a PDF/Excel), analizar imágenes de propiedades y generar descripciones (capacidad multimodal), y emitir alertas proactivas diarias mediante una tarea programada. La herramienta query_database ofrece, además, una vía segura de consulta SQL de solo lectura para preguntas no cubiertas por las herramientas específicas. El agente conserva el contexto de la conversación (memoria) y registra la retroalimentación del usuario para mejora continua. Asimismo, mediante una base de conocimiento (RAG) construida a partir de los manuales y la documentación del proyecto, el agente también responde preguntas sobre el uso y el funcionamiento del sistema (cómo realizar una tarea, qué hace un módulo o qué significa un error).</w:t>
       </w:r>
     </w:p>
     <w:p xmlns:wp14="http://schemas.microsoft.com/office/word/2010/wordml" wp14:textId="77777777">
